--- a/assets/audio/版權屬名.docx
+++ b/assets/audio/版權屬名.docx
@@ -1287,6 +1287,357 @@
           <w:lang w:eastAsia="zh-CN"/>
         </w:rPr>
         <w:instrText>HYPERLINK "https://pixabay.com/?utm_source=link-attribution&amp;utm_medium=referral&amp;utm_campaign=music&amp;utm_content=294949"</w:instrText>
+      </w:r>
+      <w:r>
+        <w:rPr>
+          <w:lang w:eastAsia="zh-CN"/>
+        </w:rPr>
+      </w:r>
+      <w:r>
+        <w:rPr>
+          <w:lang w:eastAsia="zh-CN"/>
+        </w:rPr>
+        <w:fldChar w:fldCharType="separate"/>
+      </w:r>
+      <w:r>
+        <w:rPr>
+          <w:rStyle w:val="ae"/>
+          <w:lang w:eastAsia="zh-CN"/>
+        </w:rPr>
+        <w:t>Pixabay</w:t>
+      </w:r>
+      <w:proofErr w:type="spellEnd"/>
+      <w:r>
+        <w:rPr>
+          <w:lang w:eastAsia="zh-CN"/>
+        </w:rPr>
+        <w:fldChar w:fldCharType="end"/>
+      </w:r>
+    </w:p>
+    <w:p>
+      <w:pPr>
+        <w:rPr>
+          <w:lang w:eastAsia="zh-CN"/>
+        </w:rPr>
+      </w:pPr>
+      <w:r>
+        <w:rPr>
+          <w:lang w:eastAsia="zh-CN"/>
+        </w:rPr>
+        <w:t>Sound Effect by </w:t>
+      </w:r>
+      <w:hyperlink r:id="rId15" w:history="1">
+        <w:r>
+          <w:rPr>
+            <w:rStyle w:val="ae"/>
+            <w:lang w:eastAsia="zh-CN"/>
+          </w:rPr>
+          <w:t>Alexander Jauk</w:t>
+        </w:r>
+      </w:hyperlink>
+      <w:r>
+        <w:rPr>
+          <w:lang w:eastAsia="zh-CN"/>
+        </w:rPr>
+        <w:t> from </w:t>
+      </w:r>
+      <w:proofErr w:type="spellStart"/>
+      <w:r>
+        <w:rPr>
+          <w:lang w:eastAsia="zh-CN"/>
+        </w:rPr>
+        <w:fldChar w:fldCharType="begin"/>
+      </w:r>
+      <w:r>
+        <w:rPr>
+          <w:lang w:eastAsia="zh-CN"/>
+        </w:rPr>
+        <w:instrText>HYPERLINK "https://pixabay.com/sound-effects/?utm_source=link-attribution&amp;utm_medium=referral&amp;utm_campaign=music&amp;utm_content=202978"</w:instrText>
+      </w:r>
+      <w:r>
+        <w:rPr>
+          <w:lang w:eastAsia="zh-CN"/>
+        </w:rPr>
+      </w:r>
+      <w:r>
+        <w:rPr>
+          <w:lang w:eastAsia="zh-CN"/>
+        </w:rPr>
+        <w:fldChar w:fldCharType="separate"/>
+      </w:r>
+      <w:r>
+        <w:rPr>
+          <w:rStyle w:val="ae"/>
+          <w:lang w:eastAsia="zh-CN"/>
+        </w:rPr>
+        <w:t>Pixabay</w:t>
+      </w:r>
+      <w:proofErr w:type="spellEnd"/>
+      <w:r>
+        <w:rPr>
+          <w:lang w:eastAsia="zh-CN"/>
+        </w:rPr>
+        <w:fldChar w:fldCharType="end"/>
+      </w:r>
+    </w:p>
+    <w:p>
+      <w:pPr>
+        <w:rPr>
+          <w:lang w:eastAsia="zh-CN"/>
+        </w:rPr>
+      </w:pPr>
+      <w:r>
+        <w:rPr>
+          <w:lang w:eastAsia="zh-CN"/>
+        </w:rPr>
+        <w:t>Sound Effect by </w:t>
+      </w:r>
+      <w:proofErr w:type="spellStart"/>
+      <w:r>
+        <w:rPr>
+          <w:lang w:eastAsia="zh-CN"/>
+        </w:rPr>
+        <w:fldChar w:fldCharType="begin"/>
+      </w:r>
+      <w:r>
+        <w:rPr>
+          <w:lang w:eastAsia="zh-CN"/>
+        </w:rPr>
+        <w:instrText>HYPERLINK "https://pixabay.com/zh/users/freesound_community-46691455/?utm_source=link-attribution&amp;utm_medium=referral&amp;utm_campaign=music&amp;utm_content=6985"</w:instrText>
+      </w:r>
+      <w:r>
+        <w:rPr>
+          <w:lang w:eastAsia="zh-CN"/>
+        </w:rPr>
+      </w:r>
+      <w:r>
+        <w:rPr>
+          <w:lang w:eastAsia="zh-CN"/>
+        </w:rPr>
+        <w:fldChar w:fldCharType="separate"/>
+      </w:r>
+      <w:r>
+        <w:rPr>
+          <w:rStyle w:val="ae"/>
+          <w:lang w:eastAsia="zh-CN"/>
+        </w:rPr>
+        <w:t>freesound_community</w:t>
+      </w:r>
+      <w:proofErr w:type="spellEnd"/>
+      <w:r>
+        <w:rPr>
+          <w:lang w:eastAsia="zh-CN"/>
+        </w:rPr>
+        <w:fldChar w:fldCharType="end"/>
+      </w:r>
+      <w:r>
+        <w:rPr>
+          <w:lang w:eastAsia="zh-CN"/>
+        </w:rPr>
+        <w:t> from </w:t>
+      </w:r>
+      <w:proofErr w:type="spellStart"/>
+      <w:r>
+        <w:rPr>
+          <w:lang w:eastAsia="zh-CN"/>
+        </w:rPr>
+        <w:fldChar w:fldCharType="begin"/>
+      </w:r>
+      <w:r>
+        <w:rPr>
+          <w:lang w:eastAsia="zh-CN"/>
+        </w:rPr>
+        <w:instrText>HYPERLINK "https://pixabay.com/sound-effects/?utm_source=link-attribution&amp;utm_medium=referral&amp;utm_campaign=music&amp;utm_content=6985"</w:instrText>
+      </w:r>
+      <w:r>
+        <w:rPr>
+          <w:lang w:eastAsia="zh-CN"/>
+        </w:rPr>
+      </w:r>
+      <w:r>
+        <w:rPr>
+          <w:lang w:eastAsia="zh-CN"/>
+        </w:rPr>
+        <w:fldChar w:fldCharType="separate"/>
+      </w:r>
+      <w:r>
+        <w:rPr>
+          <w:rStyle w:val="ae"/>
+          <w:lang w:eastAsia="zh-CN"/>
+        </w:rPr>
+        <w:t>Pixabay</w:t>
+      </w:r>
+      <w:proofErr w:type="spellEnd"/>
+      <w:r>
+        <w:rPr>
+          <w:lang w:eastAsia="zh-CN"/>
+        </w:rPr>
+        <w:fldChar w:fldCharType="end"/>
+      </w:r>
+    </w:p>
+    <w:p>
+      <w:pPr>
+        <w:rPr>
+          <w:lang w:eastAsia="zh-CN"/>
+        </w:rPr>
+      </w:pPr>
+      <w:r>
+        <w:rPr>
+          <w:lang w:eastAsia="zh-CN"/>
+        </w:rPr>
+        <w:t>Music by </w:t>
+      </w:r>
+      <w:proofErr w:type="spellStart"/>
+      <w:r>
+        <w:rPr>
+          <w:lang w:eastAsia="zh-CN"/>
+        </w:rPr>
+        <w:fldChar w:fldCharType="begin"/>
+      </w:r>
+      <w:r>
+        <w:rPr>
+          <w:lang w:eastAsia="zh-CN"/>
+        </w:rPr>
+        <w:instrText>HYPERLINK "https://pixabay.com/zh/users/bjb508-50751366/?utm_source=link-attribution&amp;utm_medium=referral&amp;utm_campaign=music&amp;utm_content=464154"</w:instrText>
+      </w:r>
+      <w:r>
+        <w:rPr>
+          <w:lang w:eastAsia="zh-CN"/>
+        </w:rPr>
+      </w:r>
+      <w:r>
+        <w:rPr>
+          <w:lang w:eastAsia="zh-CN"/>
+        </w:rPr>
+        <w:fldChar w:fldCharType="separate"/>
+      </w:r>
+      <w:r>
+        <w:rPr>
+          <w:rStyle w:val="ae"/>
+          <w:lang w:eastAsia="zh-CN"/>
+        </w:rPr>
+        <w:t>BjB</w:t>
+      </w:r>
+      <w:proofErr w:type="spellEnd"/>
+      <w:r>
+        <w:rPr>
+          <w:lang w:eastAsia="zh-CN"/>
+        </w:rPr>
+        <w:fldChar w:fldCharType="end"/>
+      </w:r>
+      <w:r>
+        <w:rPr>
+          <w:lang w:eastAsia="zh-CN"/>
+        </w:rPr>
+        <w:t> from </w:t>
+      </w:r>
+      <w:proofErr w:type="spellStart"/>
+      <w:r>
+        <w:rPr>
+          <w:lang w:eastAsia="zh-CN"/>
+        </w:rPr>
+        <w:fldChar w:fldCharType="begin"/>
+      </w:r>
+      <w:r>
+        <w:rPr>
+          <w:lang w:eastAsia="zh-CN"/>
+        </w:rPr>
+        <w:instrText>HYPERLINK "https://pixabay.com/?utm_source=link-attribution&amp;utm_medium=referral&amp;utm_campaign=music&amp;utm_content=464154"</w:instrText>
+      </w:r>
+      <w:r>
+        <w:rPr>
+          <w:lang w:eastAsia="zh-CN"/>
+        </w:rPr>
+      </w:r>
+      <w:r>
+        <w:rPr>
+          <w:lang w:eastAsia="zh-CN"/>
+        </w:rPr>
+        <w:fldChar w:fldCharType="separate"/>
+      </w:r>
+      <w:r>
+        <w:rPr>
+          <w:rStyle w:val="ae"/>
+          <w:lang w:eastAsia="zh-CN"/>
+        </w:rPr>
+        <w:t>Pixabay</w:t>
+      </w:r>
+      <w:proofErr w:type="spellEnd"/>
+      <w:r>
+        <w:rPr>
+          <w:lang w:eastAsia="zh-CN"/>
+        </w:rPr>
+        <w:fldChar w:fldCharType="end"/>
+      </w:r>
+    </w:p>
+    <w:p>
+      <w:pPr>
+        <w:rPr>
+          <w:lang w:eastAsia="zh-CN"/>
+        </w:rPr>
+      </w:pPr>
+      <w:r>
+        <w:rPr>
+          <w:lang w:eastAsia="zh-CN"/>
+        </w:rPr>
+        <w:t>Sound Effect by </w:t>
+      </w:r>
+      <w:proofErr w:type="spellStart"/>
+      <w:r>
+        <w:rPr>
+          <w:lang w:eastAsia="zh-CN"/>
+        </w:rPr>
+        <w:fldChar w:fldCharType="begin"/>
+      </w:r>
+      <w:r>
+        <w:rPr>
+          <w:lang w:eastAsia="zh-CN"/>
+        </w:rPr>
+        <w:instrText>HYPERLINK "https://pixabay.com/zh/users/freesound_community-46691455/?utm_source=link-attribution&amp;utm_medium=referral&amp;utm_campaign=music&amp;utm_content=102701"</w:instrText>
+      </w:r>
+      <w:r>
+        <w:rPr>
+          <w:lang w:eastAsia="zh-CN"/>
+        </w:rPr>
+      </w:r>
+      <w:r>
+        <w:rPr>
+          <w:lang w:eastAsia="zh-CN"/>
+        </w:rPr>
+        <w:fldChar w:fldCharType="separate"/>
+      </w:r>
+      <w:r>
+        <w:rPr>
+          <w:rStyle w:val="ae"/>
+          <w:lang w:eastAsia="zh-CN"/>
+        </w:rPr>
+        <w:t>freesound_community</w:t>
+      </w:r>
+      <w:proofErr w:type="spellEnd"/>
+      <w:r>
+        <w:rPr>
+          <w:lang w:eastAsia="zh-CN"/>
+        </w:rPr>
+        <w:fldChar w:fldCharType="end"/>
+      </w:r>
+      <w:r>
+        <w:rPr>
+          <w:lang w:eastAsia="zh-CN"/>
+        </w:rPr>
+        <w:t> from </w:t>
+      </w:r>
+      <w:proofErr w:type="spellStart"/>
+      <w:r>
+        <w:rPr>
+          <w:lang w:eastAsia="zh-CN"/>
+        </w:rPr>
+        <w:fldChar w:fldCharType="begin"/>
+      </w:r>
+      <w:r>
+        <w:rPr>
+          <w:lang w:eastAsia="zh-CN"/>
+        </w:rPr>
+        <w:instrText>HYPERLINK "https://pixabay.com/?utm_source=link-attribution&amp;utm_medium=referral&amp;utm_campaign=music&amp;utm_content=102701"</w:instrText>
       </w:r>
       <w:r>
         <w:rPr>
